--- a/word_reports/LP_0325_위치_325_Sweet People_A Wonderful .docx
+++ b/word_reports/LP_0325_위치_325_Sweet People_A Wonderful .docx
@@ -4,7 +4,7 @@
   <w:body>
     <w:p>
       <w:pPr>
-        <w:spacing w:after="280"/>
+        <w:spacing w:after="80"/>
       </w:pPr>
       <w:r>
         <w:rPr w:rFonts="맑은 고딕">
@@ -13,94 +13,47 @@
           <w:color w:val="1E3A8A"/>
           <w:sz w:val="30"/>
         </w:rPr>
-        <w:t>[325] Sweet People - A Wonderful Day</w:t>
+        <w:t>Sweet People (달콤한 사람들) - A Wonderful Day</w:t>
       </w:r>
     </w:p>
     <w:p>
       <w:pPr>
-        <w:spacing w:after="320"/>
+        <w:spacing w:after="240"/>
       </w:pPr>
       <w:r>
         <w:rPr w:rFonts="맑은 고딕">
           <w:rFonts w:ascii="맑은 고딕" w:hAnsi="맑은 고딕" w:eastAsia="맑은 고딕"/>
           <w:b/>
-          <w:sz w:val="20"/>
+          <w:color w:val="4B5563"/>
+          <w:sz w:val="22"/>
         </w:rPr>
-        <w:t>■ 위치 : 325</w:t>
-        <w:br/>
-      </w:r>
-      <w:r>
-        <w:rPr w:rFonts="맑은 고딕">
-          <w:rFonts w:ascii="맑은 고딕" w:hAnsi="맑은 고딕" w:eastAsia="맑은 고딕"/>
-          <w:b/>
-          <w:sz w:val="20"/>
-        </w:rPr>
-        <w:t>■ 아티스트 : Sweet People</w:t>
-        <w:br/>
-      </w:r>
-      <w:r>
-        <w:rPr w:rFonts="맑은 고딕">
-          <w:rFonts w:ascii="맑은 고딕" w:hAnsi="맑은 고딕" w:eastAsia="맑은 고딕"/>
-          <w:b/>
-          <w:sz w:val="20"/>
-        </w:rPr>
-        <w:t>■ 앨범명 : A Wonderful Day</w:t>
-        <w:br/>
-      </w:r>
-      <w:r>
-        <w:rPr w:rFonts="맑은 고딕">
-          <w:rFonts w:ascii="맑은 고딕" w:hAnsi="맑은 고딕" w:eastAsia="맑은 고딕"/>
-          <w:b w:val="0"/>
-          <w:sz w:val="20"/>
-        </w:rPr>
-        <w:t>■ 음반 레이블 : Polydor</w:t>
-        <w:br/>
-      </w:r>
-      <w:r>
-        <w:rPr w:rFonts="맑은 고딕">
-          <w:rFonts w:ascii="맑은 고딕" w:hAnsi="맑은 고딕" w:eastAsia="맑은 고딕"/>
-          <w:b w:val="0"/>
-          <w:sz w:val="20"/>
-        </w:rPr>
-        <w:t>■ 발매년도 : 1982</w:t>
-        <w:br/>
-      </w:r>
-      <w:r>
-        <w:rPr w:rFonts="맑은 고딕">
-          <w:rFonts w:ascii="맑은 고딕" w:hAnsi="맑은 고딕" w:eastAsia="맑은 고딕"/>
-          <w:b w:val="0"/>
-          <w:sz w:val="20"/>
-        </w:rPr>
-        <w:t>■ 장르 : 이지 리스닝 (Easy Listening), 뉴에이지 (New Age), 팝 인스트루멘털 (Pop Instrumental)</w:t>
-        <w:br/>
-      </w:r>
-      <w:r>
-        <w:rPr w:rFonts="맑은 고딕">
-          <w:rFonts w:ascii="맑은 고딕" w:hAnsi="맑은 고딕" w:eastAsia="맑은 고딕"/>
-          <w:b w:val="0"/>
-          <w:sz w:val="20"/>
-        </w:rPr>
-        <w:t>■ 주요 수록곡 : 1. A Wonderful Day</w:t>
-        <w:br/>
+        <w:t>위치 :  325</w:t>
       </w:r>
     </w:p>
     <w:p>
       <w:pPr>
-        <w:spacing w:after="160"/>
+        <w:spacing w:line="324" w:lineRule="auto" w:before="80" w:after="160"/>
       </w:pPr>
       <w:r>
         <w:rPr w:rFonts="맑은 고딕">
           <w:rFonts w:ascii="맑은 고딕" w:hAnsi="맑은 고딕" w:eastAsia="맑은 고딕"/>
           <w:b/>
           <w:color w:val="1F2937"/>
-          <w:sz w:val="24"/>
+          <w:sz w:val="22"/>
         </w:rPr>
-        <w:t>■ 음반 해설 및 감상 가이드</w:t>
+        <w:t xml:space="preserve">[음반 소개] </w:t>
+      </w:r>
+      <w:r>
+        <w:rPr w:rFonts="맑은 고딕">
+          <w:rFonts w:ascii="맑은 고딕" w:hAnsi="맑은 고딕" w:eastAsia="맑은 고딕"/>
+          <w:b w:val="0"/>
+          <w:sz w:val="21"/>
+        </w:rPr>
       </w:r>
     </w:p>
     <w:p>
       <w:pPr>
-        <w:spacing w:line="312" w:lineRule="auto" w:after="120"/>
+        <w:spacing w:line="324" w:lineRule="auto" w:after="120"/>
       </w:pPr>
       <w:r>
         <w:rPr w:rFonts="맑은 고딕">
@@ -108,51 +61,516 @@
           <w:b w:val="0"/>
           <w:sz w:val="21"/>
         </w:rPr>
-        <w:t>스위스 출신의 작곡가이자 피아니스트 알랭 모리소(Alain Morisod)가 이끄는 프로젝트 그룹 ‘스위트 피플(Sweet People)’은 맑고 투명한 자연의 소리와 유려한 멜로디를 결합하여 독창적인 이지 리스닝 사운드를 완성해낸 거장입니다. 1980년대 초반에 선보인 앨범 《A Wonderful Day》는 이들이 구축해 온 음악적 정체성과 특유의 낭만적인 서정성이 최상의 조화를 이루며 대중과 평단의 사랑을 동시에 받은 명반입니다.</w:t>
+        <w:t>알프스의 맑고 투명한 숨결을 음악이라는 화폭에 담아낸 스위트 피플의 [A Wonderful Day]는 자연의 소리와 인간의 서정적 선율이 가장 완벽하게 조화를 이룬 이지 리스닝의 명반입니다. 피아노의 영롱한 터치와 부드러운 신시사이저, 그리고 대자연이 들려주는 생명의 속삭임은 번잡한 일상에 지친 현대인의 영혼을 따스하게 어루만집니다. 무공해의 순수함을 간직한 이들의 사운드는 음악이 선사할 수 있는 가장 고결한 형태의 안식과 치유의 미학을 전해줍니다.</w:t>
       </w:r>
     </w:p>
     <w:p>
       <w:pPr>
-        <w:spacing w:line="312" w:lineRule="auto" w:after="120"/>
+        <w:spacing w:line="324" w:lineRule="auto" w:before="200" w:after="80"/>
       </w:pPr>
+      <w:r>
+        <w:rPr w:rFonts="맑은 고딕">
+          <w:rFonts w:ascii="맑은 고딕" w:hAnsi="맑은 고딕" w:eastAsia="맑은 고딕"/>
+          <w:b/>
+          <w:color w:val="1E3A8A"/>
+          <w:sz w:val="24"/>
+        </w:rPr>
+        <w:t>1. 음반 데이터</w:t>
+      </w:r>
+    </w:p>
+    <w:p>
+      <w:pPr>
+        <w:spacing w:line="324" w:lineRule="auto" w:after="80"/>
+      </w:pPr>
+      <w:r>
+        <w:rPr w:rFonts="맑은 고딕">
+          <w:rFonts w:ascii="맑은 고딕" w:hAnsi="맑은 고딕" w:eastAsia="맑은 고딕"/>
+          <w:b w:val="0"/>
+          <w:color w:val="6B7280"/>
+          <w:sz w:val="21"/>
+        </w:rPr>
+        <w:t xml:space="preserve">· </w:t>
+      </w:r>
+      <w:r>
+        <w:rPr w:rFonts="맑은 고딕">
+          <w:rFonts w:ascii="맑은 고딕" w:hAnsi="맑은 고딕" w:eastAsia="맑은 고딕"/>
+          <w:b/>
+          <w:color w:val="1F2937"/>
+          <w:sz w:val="21"/>
+        </w:rPr>
+        <w:t xml:space="preserve">앨범명: </w:t>
+      </w:r>
       <w:r>
         <w:rPr w:rFonts="맑은 고딕">
           <w:rFonts w:ascii="맑은 고딕" w:hAnsi="맑은 고딕" w:eastAsia="맑은 고딕"/>
           <w:b w:val="0"/>
           <w:sz w:val="21"/>
         </w:rPr>
-        <w:t>본 음반은 특유의 포근한 피아노 선율과 몽환적인 신시사이저, 그리고 일상의 지친 마음을 어루만지는 자연의 음향(새소리, 파도 소리 등)이 섬세하게 배합되어 있습니다. 정교하게 세공된 멜로디 라인은 과도한 화려함을 배제한 채 특유의 투명함과 순수함을 유지하며, 듣는 이로 하여금 서유럽의 조용하고 아름다운 자연 풍경 속에 머무는 듯한 신비롭고 평온한 휴식을 선사합니다.</w:t>
+        <w:t>A Wonderful Day</w:t>
       </w:r>
     </w:p>
     <w:p>
       <w:pPr>
-        <w:spacing w:line="312" w:lineRule="auto" w:after="120"/>
+        <w:spacing w:line="324" w:lineRule="auto" w:after="80"/>
       </w:pPr>
+      <w:r>
+        <w:rPr w:rFonts="맑은 고딕">
+          <w:rFonts w:ascii="맑은 고딕" w:hAnsi="맑은 고딕" w:eastAsia="맑은 고딕"/>
+          <w:b w:val="0"/>
+          <w:color w:val="6B7280"/>
+          <w:sz w:val="21"/>
+        </w:rPr>
+        <w:t xml:space="preserve">· </w:t>
+      </w:r>
+      <w:r>
+        <w:rPr w:rFonts="맑은 고딕">
+          <w:rFonts w:ascii="맑은 고딕" w:hAnsi="맑은 고딕" w:eastAsia="맑은 고딕"/>
+          <w:b/>
+          <w:color w:val="1F2937"/>
+          <w:sz w:val="21"/>
+        </w:rPr>
+        <w:t xml:space="preserve">아티스트: </w:t>
+      </w:r>
       <w:r>
         <w:rPr w:rFonts="맑은 고딕">
           <w:rFonts w:ascii="맑은 고딕" w:hAnsi="맑은 고딕" w:eastAsia="맑은 고딕"/>
           <w:b w:val="0"/>
           <w:sz w:val="21"/>
         </w:rPr>
-        <w:t>타이틀곡인 ‘A Wonderful Day’는 앨범 전체를 관통하는 따뜻하고 긍정적인 시선을 대변하는 곡으로, 감미로운 멜로디의 흐름이 마음을 아늑하게 감싸 안습니다. 잔잔한 호숫가의 물결을 연상시키는 ‘Lake Como’와 지중해의 청량한 바람을 담아낸 ‘Santorini’ 역시 알랭 모리소 특유의 감각적인 어레인지가 빛을 발하는 대표 트랙입니다. 어쿠스틱 악기와 전자 악기가 이루는 완벽한 균형은 입체적이고 공간감 넘치는 사운드스케이프를 창조해 냅니다.</w:t>
+        <w:t>Sweet People (달콤한 사람들)</w:t>
       </w:r>
     </w:p>
     <w:p>
       <w:pPr>
-        <w:spacing w:line="312" w:lineRule="auto" w:after="120"/>
+        <w:spacing w:line="324" w:lineRule="auto" w:after="80"/>
       </w:pPr>
+      <w:r>
+        <w:rPr w:rFonts="맑은 고딕">
+          <w:rFonts w:ascii="맑은 고딕" w:hAnsi="맑은 고딕" w:eastAsia="맑은 고딕"/>
+          <w:b w:val="0"/>
+          <w:color w:val="6B7280"/>
+          <w:sz w:val="21"/>
+        </w:rPr>
+        <w:t xml:space="preserve">· </w:t>
+      </w:r>
+      <w:r>
+        <w:rPr w:rFonts="맑은 고딕">
+          <w:rFonts w:ascii="맑은 고딕" w:hAnsi="맑은 고딕" w:eastAsia="맑은 고딕"/>
+          <w:b/>
+          <w:color w:val="1F2937"/>
+          <w:sz w:val="21"/>
+        </w:rPr>
+        <w:t xml:space="preserve">발매 정보: </w:t>
+      </w:r>
       <w:r>
         <w:rPr w:rFonts="맑은 고딕">
           <w:rFonts w:ascii="맑은 고딕" w:hAnsi="맑은 고딕" w:eastAsia="맑은 고딕"/>
           <w:b w:val="0"/>
           <w:sz w:val="21"/>
         </w:rPr>
-        <w:t>LP 판형이 지닌 특유의 따뜻하고 풍부한 아날로그 질감으로 감상할 때, 이 음반이 품고 있는 치유와 안식의 가치는 더욱 극대화됩니다. 바쁜 현대 사회의 소음에서 벗어나 진정한 마음의 평안과 서정적 위로를 갈구하는 음악 애호가들에게 《A Wonderful Day》는 시대를 초월하여 영혼을 다독여주는 영원한 쉼터 같은 명음반으로 기억될 것입니다.</w:t>
+        <w:t>1980년대 초, 스위스의 작곡가이자 피아니스트인 알랭 모리스(Alain Morisod)의 정교한 프로듀싱 하에 제작되어 유럽을 넘어 전 세계적인 힐링 음악의 붐을 이끌어낸 기념비적 앨범입니다.</w:t>
+      </w:r>
+    </w:p>
+    <w:p>
+      <w:pPr>
+        <w:spacing w:line="324" w:lineRule="auto" w:after="80"/>
+      </w:pPr>
+      <w:r>
+        <w:rPr w:rFonts="맑은 고딕">
+          <w:rFonts w:ascii="맑은 고딕" w:hAnsi="맑은 고딕" w:eastAsia="맑은 고딕"/>
+          <w:b w:val="0"/>
+          <w:color w:val="6B7280"/>
+          <w:sz w:val="21"/>
+        </w:rPr>
+        <w:t xml:space="preserve">· </w:t>
+      </w:r>
+      <w:r>
+        <w:rPr w:rFonts="맑은 고딕">
+          <w:rFonts w:ascii="맑은 고딕" w:hAnsi="맑은 고딕" w:eastAsia="맑은 고딕"/>
+          <w:b/>
+          <w:color w:val="1F2937"/>
+          <w:sz w:val="21"/>
+        </w:rPr>
+        <w:t xml:space="preserve">LP 인기도(판매량): </w:t>
+      </w:r>
+      <w:r>
+        <w:rPr w:rFonts="맑은 고딕">
+          <w:rFonts w:ascii="맑은 고딕" w:hAnsi="맑은 고딕" w:eastAsia="맑은 고딕"/>
+          <w:b w:val="0"/>
+          <w:sz w:val="21"/>
+        </w:rPr>
+        <w:t>유럽 각국의 앨범 차트 상위권에 랭크되었음은 물론, 캐나다 퀘벡 등 프랑스어권 지역에서 플래티넘을 기록하였으며, 국내에서도 라디오 시그널과 심야 음악 프로그램의 단골 수록곡으로 쓰이며 스테디셀러로 막대한 LP 판매량을 기록했습니다.</w:t>
+      </w:r>
+    </w:p>
+    <w:p>
+      <w:pPr>
+        <w:spacing w:line="324" w:lineRule="auto" w:after="80"/>
+      </w:pPr>
+      <w:r>
+        <w:rPr w:rFonts="맑은 고딕">
+          <w:rFonts w:ascii="맑은 고딕" w:hAnsi="맑은 고딕" w:eastAsia="맑은 고딕"/>
+          <w:b w:val="0"/>
+          <w:color w:val="6B7280"/>
+          <w:sz w:val="21"/>
+        </w:rPr>
+        <w:t xml:space="preserve">· </w:t>
+      </w:r>
+      <w:r>
+        <w:rPr w:rFonts="맑은 고딕">
+          <w:rFonts w:ascii="맑은 고딕" w:hAnsi="맑은 고딕" w:eastAsia="맑은 고딕"/>
+          <w:b/>
+          <w:color w:val="1F2937"/>
+          <w:sz w:val="21"/>
+        </w:rPr>
+        <w:t xml:space="preserve">각종 수상경력: </w:t>
+      </w:r>
+      <w:r>
+        <w:rPr w:rFonts="맑은 고딕">
+          <w:rFonts w:ascii="맑은 고딕" w:hAnsi="맑은 고딕" w:eastAsia="맑은 고딕"/>
+          <w:b w:val="0"/>
+          <w:sz w:val="21"/>
+        </w:rPr>
+        <w:t>캐나다 펠릭스 어워드(Félix Award) 최우수 연주 앨범 부문 수상 및 다수의 골드/플래티넘 디스크를 획득하며 대중성과 예술성을 겸비한 앙상블로 음악계의 확고한 찬사를 받았습니다.</w:t>
+      </w:r>
+    </w:p>
+    <w:p>
+      <w:pPr>
+        <w:spacing w:line="324" w:lineRule="auto" w:before="200" w:after="80"/>
+      </w:pPr>
+      <w:r>
+        <w:rPr w:rFonts="맑은 고딕">
+          <w:rFonts w:ascii="맑은 고딕" w:hAnsi="맑은 고딕" w:eastAsia="맑은 고딕"/>
+          <w:b/>
+          <w:color w:val="1E3A8A"/>
+          <w:sz w:val="24"/>
+        </w:rPr>
+        <w:t>2. 아티스트 정보</w:t>
+      </w:r>
+    </w:p>
+    <w:p>
+      <w:pPr>
+        <w:spacing w:line="324" w:lineRule="auto" w:after="80"/>
+      </w:pPr>
+      <w:r>
+        <w:rPr w:rFonts="맑은 고딕">
+          <w:rFonts w:ascii="맑은 고딕" w:hAnsi="맑은 고딕" w:eastAsia="맑은 고딕"/>
+          <w:b w:val="0"/>
+          <w:color w:val="6B7280"/>
+          <w:sz w:val="21"/>
+        </w:rPr>
+        <w:t xml:space="preserve">· </w:t>
+      </w:r>
+      <w:r>
+        <w:rPr w:rFonts="맑은 고딕">
+          <w:rFonts w:ascii="맑은 고딕" w:hAnsi="맑은 고딕" w:eastAsia="맑은 고딕"/>
+          <w:b/>
+          <w:color w:val="1F2937"/>
+          <w:sz w:val="21"/>
+        </w:rPr>
+        <w:t xml:space="preserve">국적: </w:t>
+      </w:r>
+      <w:r>
+        <w:rPr w:rFonts="맑은 고딕">
+          <w:rFonts w:ascii="맑은 고딕" w:hAnsi="맑은 고딕" w:eastAsia="맑은 고딕"/>
+          <w:b w:val="0"/>
+          <w:sz w:val="21"/>
+        </w:rPr>
+        <w:t>스위스 (Switzerland)</w:t>
+      </w:r>
+    </w:p>
+    <w:p>
+      <w:pPr>
+        <w:spacing w:line="324" w:lineRule="auto" w:after="80"/>
+      </w:pPr>
+      <w:r>
+        <w:rPr w:rFonts="맑은 고딕">
+          <w:rFonts w:ascii="맑은 고딕" w:hAnsi="맑은 고딕" w:eastAsia="맑은 고딕"/>
+          <w:b w:val="0"/>
+          <w:color w:val="6B7280"/>
+          <w:sz w:val="21"/>
+        </w:rPr>
+        <w:t xml:space="preserve">· </w:t>
+      </w:r>
+      <w:r>
+        <w:rPr w:rFonts="맑은 고딕">
+          <w:rFonts w:ascii="맑은 고딕" w:hAnsi="맑은 고딕" w:eastAsia="맑은 고딕"/>
+          <w:b/>
+          <w:color w:val="1F2937"/>
+          <w:sz w:val="21"/>
+        </w:rPr>
+        <w:t xml:space="preserve">생몰년도: </w:t>
+      </w:r>
+      <w:r>
+        <w:rPr w:rFonts="맑은 고딕">
+          <w:rFonts w:ascii="맑은 고딕" w:hAnsi="맑은 고딕" w:eastAsia="맑은 고딕"/>
+          <w:b w:val="0"/>
+          <w:sz w:val="21"/>
+        </w:rPr>
+        <w:t>1977년 결성</w:t>
+      </w:r>
+    </w:p>
+    <w:p>
+      <w:pPr>
+        <w:spacing w:line="324" w:lineRule="auto" w:after="80"/>
+      </w:pPr>
+      <w:r>
+        <w:rPr w:rFonts="맑은 고딕">
+          <w:rFonts w:ascii="맑은 고딕" w:hAnsi="맑은 고딕" w:eastAsia="맑은 고딕"/>
+          <w:b w:val="0"/>
+          <w:color w:val="6B7280"/>
+          <w:sz w:val="21"/>
+        </w:rPr>
+        <w:t xml:space="preserve">· </w:t>
+      </w:r>
+      <w:r>
+        <w:rPr w:rFonts="맑은 고딕">
+          <w:rFonts w:ascii="맑은 고딕" w:hAnsi="맑은 고딕" w:eastAsia="맑은 고딕"/>
+          <w:b/>
+          <w:color w:val="1F2937"/>
+          <w:sz w:val="21"/>
+        </w:rPr>
+        <w:t xml:space="preserve">그룹 소속: </w:t>
+      </w:r>
+      <w:r>
+        <w:rPr w:rFonts="맑은 고딕">
+          <w:rFonts w:ascii="맑은 고딕" w:hAnsi="맑은 고딕" w:eastAsia="맑은 고딕"/>
+          <w:b w:val="0"/>
+          <w:sz w:val="21"/>
+        </w:rPr>
+        <w:t>팝-인스트루멘탈 앙상블 (그룹)</w:t>
+      </w:r>
+    </w:p>
+    <w:p>
+      <w:pPr>
+        <w:spacing w:line="324" w:lineRule="auto" w:after="80"/>
+      </w:pPr>
+      <w:r>
+        <w:rPr w:rFonts="맑은 고딕">
+          <w:rFonts w:ascii="맑은 고딕" w:hAnsi="맑은 고딕" w:eastAsia="맑은 고딕"/>
+          <w:b w:val="0"/>
+          <w:color w:val="6B7280"/>
+          <w:sz w:val="21"/>
+        </w:rPr>
+        <w:t xml:space="preserve">· </w:t>
+      </w:r>
+      <w:r>
+        <w:rPr w:rFonts="맑은 고딕">
+          <w:rFonts w:ascii="맑은 고딕" w:hAnsi="맑은 고딕" w:eastAsia="맑은 고딕"/>
+          <w:b/>
+          <w:color w:val="1F2937"/>
+          <w:sz w:val="21"/>
+        </w:rPr>
+        <w:t xml:space="preserve">아티스트 소개: </w:t>
+      </w:r>
+      <w:r>
+        <w:rPr w:rFonts="맑은 고딕">
+          <w:rFonts w:ascii="맑은 고딕" w:hAnsi="맑은 고딕" w:eastAsia="맑은 고딕"/>
+          <w:b w:val="0"/>
+          <w:sz w:val="21"/>
+        </w:rPr>
+        <w:t>유로비전 송 콘테스트를 계기로 결성된 스위트 피플은 리더 알랭 모리스를 중심으로 서정적인 피아노 연주와 서정미 넘치는 코러스를 선보여온 그룹입니다. 이들은 숲속의 새소리, 부드러운 파도소리 등 자연의 음향을 악기 편성과 유기적으로 결합하여 독보적인 ‘자연주의 네오 클래시컬 이지 리스닝’ 사운드를 구축하였습니다.</w:t>
+      </w:r>
+    </w:p>
+    <w:p>
+      <w:pPr>
+        <w:spacing w:line="324" w:lineRule="auto" w:before="200" w:after="80"/>
+      </w:pPr>
+      <w:r>
+        <w:rPr w:rFonts="맑은 고딕">
+          <w:rFonts w:ascii="맑은 고딕" w:hAnsi="맑은 고딕" w:eastAsia="맑은 고딕"/>
+          <w:b/>
+          <w:color w:val="1E3A8A"/>
+          <w:sz w:val="24"/>
+        </w:rPr>
+        <w:t>3. 음반 상세 분석</w:t>
+      </w:r>
+    </w:p>
+    <w:p>
+      <w:pPr>
+        <w:spacing w:line="324" w:lineRule="auto" w:after="80"/>
+      </w:pPr>
+      <w:r>
+        <w:rPr w:rFonts="맑은 고딕">
+          <w:rFonts w:ascii="맑은 고딕" w:hAnsi="맑은 고딕" w:eastAsia="맑은 고딕"/>
+          <w:b w:val="0"/>
+          <w:color w:val="6B7280"/>
+          <w:sz w:val="21"/>
+        </w:rPr>
+        <w:t xml:space="preserve">· </w:t>
+      </w:r>
+      <w:r>
+        <w:rPr w:rFonts="맑은 고딕">
+          <w:rFonts w:ascii="맑은 고딕" w:hAnsi="맑은 고딕" w:eastAsia="맑은 고딕"/>
+          <w:b/>
+          <w:color w:val="1F2937"/>
+          <w:sz w:val="21"/>
+        </w:rPr>
+        <w:t xml:space="preserve">역사적 위치: </w:t>
+      </w:r>
+      <w:r>
+        <w:rPr w:rFonts="맑은 고딕">
+          <w:rFonts w:ascii="맑은 고딕" w:hAnsi="맑은 고딕" w:eastAsia="맑은 고딕"/>
+          <w:b w:val="0"/>
+          <w:sz w:val="21"/>
+        </w:rPr>
+        <w:t>1970년대 후반 태동하기 시작한 뉴에이지 음악의 조류 속에서, 클래시컬한 우아함과 팝의 대중적인 멜로디 라인을 완벽히 융합해 낸 크로스오버 명작으로 평가받습니다.</w:t>
+      </w:r>
+    </w:p>
+    <w:p>
+      <w:pPr>
+        <w:spacing w:line="324" w:lineRule="auto" w:after="80"/>
+      </w:pPr>
+      <w:r>
+        <w:rPr w:rFonts="맑은 고딕">
+          <w:rFonts w:ascii="맑은 고딕" w:hAnsi="맑은 고딕" w:eastAsia="맑은 고딕"/>
+          <w:b w:val="0"/>
+          <w:color w:val="6B7280"/>
+          <w:sz w:val="21"/>
+        </w:rPr>
+        <w:t xml:space="preserve">· </w:t>
+      </w:r>
+      <w:r>
+        <w:rPr w:rFonts="맑은 고딕">
+          <w:rFonts w:ascii="맑은 고딕" w:hAnsi="맑은 고딕" w:eastAsia="맑은 고딕"/>
+          <w:b/>
+          <w:color w:val="1F2937"/>
+          <w:sz w:val="21"/>
+        </w:rPr>
+        <w:t xml:space="preserve">시대의 흔적(스토리텔링): </w:t>
+      </w:r>
+      <w:r>
+        <w:rPr w:rFonts="맑은 고딕">
+          <w:rFonts w:ascii="맑은 고딕" w:hAnsi="맑은 고딕" w:eastAsia="맑은 고딕"/>
+          <w:b w:val="0"/>
+          <w:sz w:val="21"/>
+        </w:rPr>
+        <w:t>급격한 산업화와 도시화 속에서 아날로그적 낭만을 갈망하던 1980년대 청춘들에게 이 음반은 가슴 깊은 곳을 울리는 정서적 피난처이자 심야 라디오를 통해 울려 퍼지던 밤하늘의 별빛 같은 존재였습니다.</w:t>
+      </w:r>
+    </w:p>
+    <w:p>
+      <w:pPr>
+        <w:spacing w:line="324" w:lineRule="auto" w:before="200" w:after="80"/>
+      </w:pPr>
+      <w:r>
+        <w:rPr w:rFonts="맑은 고딕">
+          <w:rFonts w:ascii="맑은 고딕" w:hAnsi="맑은 고딕" w:eastAsia="맑은 고딕"/>
+          <w:b/>
+          <w:color w:val="1E3A8A"/>
+          <w:sz w:val="24"/>
+        </w:rPr>
+        <w:t>4. 주요 수록곡 및 감상 제언</w:t>
+      </w:r>
+    </w:p>
+    <w:p>
+      <w:pPr>
+        <w:spacing w:line="324" w:lineRule="auto" w:after="80"/>
+      </w:pPr>
+      <w:r>
+        <w:rPr w:rFonts="맑은 고딕">
+          <w:rFonts w:ascii="맑은 고딕" w:hAnsi="맑은 고딕" w:eastAsia="맑은 고딕"/>
+          <w:b w:val="0"/>
+          <w:color w:val="6B7280"/>
+          <w:sz w:val="21"/>
+        </w:rPr>
+        <w:t xml:space="preserve">· </w:t>
+      </w:r>
+      <w:r>
+        <w:rPr w:rFonts="맑은 고딕">
+          <w:rFonts w:ascii="맑은 고딕" w:hAnsi="맑은 고딕" w:eastAsia="맑은 고딕"/>
+          <w:b/>
+          <w:color w:val="1F2937"/>
+          <w:sz w:val="21"/>
+        </w:rPr>
+        <w:t xml:space="preserve">주요 수록곡 특징: </w:t>
+      </w:r>
+      <w:r>
+        <w:rPr w:rFonts="맑은 고딕">
+          <w:rFonts w:ascii="맑은 고딕" w:hAnsi="맑은 고딕" w:eastAsia="맑은 고딕"/>
+          <w:b w:val="0"/>
+          <w:sz w:val="21"/>
+        </w:rPr>
+        <w:t>표제작인 ‘A Wonderful Day’는 맑은 새소리와 함께 피어나는 피아노 터치가 아침 햇살처럼 찬란한 위로를 건네며, 다른 연주곡들 역시 물안개 낀 호수와 푸른 숲을 연상시키는 섬세한 스트링 편곡과 유려한 선율로 듣는 이의 감성을 무장해제시킵니다.</w:t>
+      </w:r>
+    </w:p>
+    <w:p>
+      <w:pPr>
+        <w:spacing w:line="324" w:lineRule="auto" w:after="80"/>
+      </w:pPr>
+      <w:r>
+        <w:rPr w:rFonts="맑은 고딕">
+          <w:rFonts w:ascii="맑은 고딕" w:hAnsi="맑은 고딕" w:eastAsia="맑은 고딕"/>
+          <w:b w:val="0"/>
+          <w:color w:val="6B7280"/>
+          <w:sz w:val="21"/>
+        </w:rPr>
+        <w:t xml:space="preserve">· </w:t>
+      </w:r>
+      <w:r>
+        <w:rPr w:rFonts="맑은 고딕">
+          <w:rFonts w:ascii="맑은 고딕" w:hAnsi="맑은 고딕" w:eastAsia="맑은 고딕"/>
+          <w:b/>
+          <w:color w:val="1F2937"/>
+          <w:sz w:val="21"/>
+        </w:rPr>
+        <w:t xml:space="preserve">빈티지 감상 제언: </w:t>
+      </w:r>
+      <w:r>
+        <w:rPr w:rFonts="맑은 고딕">
+          <w:rFonts w:ascii="맑은 고딕" w:hAnsi="맑은 고딕" w:eastAsia="맑은 고딕"/>
+          <w:b w:val="0"/>
+          <w:sz w:val="21"/>
+        </w:rPr>
+        <w:t>턴테이블의 바늘이 소리골을 타고 내려앉을 때 발생하는 미세한 틱 노이즈마저 자연의 일부처럼 느껴지는 음반입니다. 진공관 앰프 특유의 포근한 온기 속에서 섬세한 어쿠스틱 피아노의 배음과 잔향, 그리고 배경으로 흐르는 필드 레코딩 음향의 깊은 공간감을 음미해 보시기를 권합니다.</w:t>
+      </w:r>
+    </w:p>
+    <w:p>
+      <w:pPr>
+        <w:spacing w:line="324" w:lineRule="auto" w:after="80"/>
+      </w:pPr>
+      <w:r>
+        <w:rPr w:rFonts="맑은 고딕">
+          <w:rFonts w:ascii="맑은 고딕" w:hAnsi="맑은 고딕" w:eastAsia="맑은 고딕"/>
+          <w:b w:val="0"/>
+          <w:color w:val="6B7280"/>
+          <w:sz w:val="21"/>
+        </w:rPr>
+        <w:t xml:space="preserve">· </w:t>
+      </w:r>
+      <w:r>
+        <w:rPr w:rFonts="맑은 고딕">
+          <w:rFonts w:ascii="맑은 고딕" w:hAnsi="맑은 고딕" w:eastAsia="맑은 고딕"/>
+          <w:b/>
+          <w:color w:val="1F2937"/>
+          <w:sz w:val="21"/>
+        </w:rPr>
+        <w:t xml:space="preserve">소장 가치: </w:t>
+      </w:r>
+      <w:r>
+        <w:rPr w:rFonts="맑은 고딕">
+          <w:rFonts w:ascii="맑은 고딕" w:hAnsi="맑은 고딕" w:eastAsia="맑은 고딕"/>
+          <w:b w:val="0"/>
+          <w:sz w:val="21"/>
+        </w:rPr>
+        <w:t>과도한 디지털 편집이 범접할 수 없는 순수 아날로그 시대의 온화한 음색을 고스란히 담고 있어, 자연주의 팝 인스트루멘탈의 정수를 만끽하고자 하는 바이닐 컬렉터들에게 대체 불가능한 소장 가치를 지닙니다.</w:t>
+      </w:r>
+    </w:p>
+    <w:p>
+      <w:pPr>
+        <w:spacing w:line="324" w:lineRule="auto" w:after="120" w:before="160"/>
+      </w:pPr>
+      <w:r>
+        <w:rPr w:rFonts="맑은 고딕">
+          <w:rFonts w:ascii="맑은 고딕" w:hAnsi="맑은 고딕" w:eastAsia="맑은 고딕"/>
+          <w:b/>
+          <w:color w:val="4338CA"/>
+          <w:sz w:val="21"/>
+        </w:rPr>
+        <w:t>이 음반을 통해 지친 마음에 맑은 숲속의 바람과 따스한 햇살이 전해주는 감동을 다시 한번 경험해 보시는 것은 어떨까요?</w:t>
       </w:r>
     </w:p>
     <w:sectPr>
       <w:pgSz w:w="12240" w:h="15840"/>
-      <w:pgMar w:top="1440" w:right="1440" w:bottom="1440" w:left="1440" w:header="720" w:footer="720" w:gutter="0"/>
+      <w:pgMar w:top="1152" w:right="1296" w:bottom="1152" w:left="1296" w:header="720" w:footer="720" w:gutter="0"/>
       <w:cols w:space="720"/>
       <w:docGrid w:linePitch="360"/>
     </w:sectPr>

--- a/word_reports/LP_0325_위치_325_Sweet People_A Wonderful .docx
+++ b/word_reports/LP_0325_위치_325_Sweet People_A Wonderful .docx
@@ -32,7 +32,7 @@
     </w:p>
     <w:p>
       <w:pPr>
-        <w:spacing w:line="324" w:lineRule="auto" w:before="80" w:after="160"/>
+        <w:spacing w:line="324" w:lineRule="auto" w:before="80" w:after="120"/>
       </w:pPr>
       <w:r>
         <w:rPr w:rFonts="맑은 고딕">
@@ -42,13 +42,6 @@
           <w:sz w:val="22"/>
         </w:rPr>
         <w:t xml:space="preserve">[음반 소개] </w:t>
-      </w:r>
-      <w:r>
-        <w:rPr w:rFonts="맑은 고딕">
-          <w:rFonts w:ascii="맑은 고딕" w:hAnsi="맑은 고딕" w:eastAsia="맑은 고딕"/>
-          <w:b w:val="0"/>
-          <w:sz w:val="21"/>
-        </w:rPr>
       </w:r>
     </w:p>
     <w:p>
@@ -61,7 +54,33 @@
           <w:b w:val="0"/>
           <w:sz w:val="21"/>
         </w:rPr>
-        <w:t>알프스의 맑고 투명한 숨결을 음악이라는 화폭에 담아낸 스위트 피플의 [A Wonderful Day]는 자연의 소리와 인간의 서정적 선율이 가장 완벽하게 조화를 이룬 이지 리스닝의 명반입니다. 피아노의 영롱한 터치와 부드러운 신시사이저, 그리고 대자연이 들려주는 생명의 속삭임은 번잡한 일상에 지친 현대인의 영혼을 따스하게 어루만집니다. 무공해의 순수함을 간직한 이들의 사운드는 음악이 선사할 수 있는 가장 고결한 형태의 안식과 치유의 미학을 전해줍니다.</w:t>
+        <w:t>1970년대 후반, 격변하는 팝 음악계의 화려한 디스코와 날 선 일렉트릭 사운드의 범람 속에서 스위스 제네바의 레만 호숫가로부터 날아든 한 줄기 무공해의 미풍이 있었습니다. 피아니스트이자 작곡가인 알랭 모리소(Alain Morisod)의 심미적 혜안 아래 탄생한 스위트 피플(Sweet People)의 《A Wonderful Day》는, 자연의 순수성과 인간 본연의 서정성을 음악이라는 가장 고결한 언어로 직조해 낸 기념비적인 걸작입니다. 알프스의 청명한 공기와 잔잔한 물결, 이름 모를 산새들의 지저귐을 어쿠스틱 피아노와 신시사이저, 그리고 천상의 보컬 하모니와 절묘하게 결합해 낸 이들의 시도는 당시로서는 뉴에이지와 이지리스닝 음악의 지평을 활짝 열어젖힌 독창적인 예술적 성취였습니다.</w:t>
+      </w:r>
+    </w:p>
+    <w:p>
+      <w:pPr>
+        <w:spacing w:line="324" w:lineRule="auto" w:after="120"/>
+      </w:pPr>
+      <w:r>
+        <w:rPr w:rFonts="맑은 고딕">
+          <w:rFonts w:ascii="맑은 고딕" w:hAnsi="맑은 고딕" w:eastAsia="맑은 고딕"/>
+          <w:b w:val="0"/>
+          <w:sz w:val="21"/>
+        </w:rPr>
+        <w:t>이 앨범이 지닌 가장 빛나는 미덕은 번잡한 일상에 지친 현대인들의 영혼을 정화하는 ‘무구(無垢)의 휴식’에 있습니다. 알랭 모리소가 건반 위에 내려놓은 멜로디는 기교를 과시하기보다는 침묵 속의 여백을 존중하며, 마디마디마다 청명한 햇살과도 같은 따스한 위안을 품고 있습니다. 그들이 전하고자 했던 철학은 명료합니다. 삶의 진정한 축복은 거대한 사건 속에 존재하는 것이 아니라, 아침 햇살을 마주하는 찰나의 평온, 숲속을 스치는 고요한 바람 소리와 같은 일상의 사소한 아름다움 속에 깃들어 있다는 것입니다. 이 순결한 메시지는 시대를 초월하여 오늘날의 리스너들에게도 변치 않는 울림을 전합니다.</w:t>
+      </w:r>
+    </w:p>
+    <w:p>
+      <w:pPr>
+        <w:spacing w:line="324" w:lineRule="auto" w:after="120"/>
+      </w:pPr>
+      <w:r>
+        <w:rPr w:rFonts="맑은 고딕">
+          <w:rFonts w:ascii="맑은 고딕" w:hAnsi="맑은 고딕" w:eastAsia="맑은 고딕"/>
+          <w:b w:val="0"/>
+          <w:sz w:val="21"/>
+        </w:rPr>
+        <w:t>특히 대한민국 음악사에서 스위트 피플이 차지하는 위상은 각별합니다. 1980년대와 90년대, 밤을 지새우던 청춘들의 귓가를 맴돌던 심야 FM 라디오의 시그널과 배경음악으로 이들의 선율은 우리 곁에 깊숙이 스며들었습니다. 《A Wonderful Day》는 단순한 연주 음반을 넘어, 한 세대가 공유했던 아련한 낭만과 문학적 감수성을 환기하는 불멸의 사운드트랙입니다. 오랜 세월의 먼지를 털어내고 턴테이블 위에 이 음반을 얹는 순간, 레만 호수의 은빛 물결이 청음실 가득 차오르는 듯한 경이로운 서정의 극치를 마주하게 될 것입니다.</w:t>
       </w:r>
     </w:p>
     <w:p>
@@ -129,37 +148,6 @@
           <w:color w:val="1F2937"/>
           <w:sz w:val="21"/>
         </w:rPr>
-        <w:t xml:space="preserve">아티스트: </w:t>
-      </w:r>
-      <w:r>
-        <w:rPr w:rFonts="맑은 고딕">
-          <w:rFonts w:ascii="맑은 고딕" w:hAnsi="맑은 고딕" w:eastAsia="맑은 고딕"/>
-          <w:b w:val="0"/>
-          <w:sz w:val="21"/>
-        </w:rPr>
-        <w:t>Sweet People (달콤한 사람들)</w:t>
-      </w:r>
-    </w:p>
-    <w:p>
-      <w:pPr>
-        <w:spacing w:line="324" w:lineRule="auto" w:after="80"/>
-      </w:pPr>
-      <w:r>
-        <w:rPr w:rFonts="맑은 고딕">
-          <w:rFonts w:ascii="맑은 고딕" w:hAnsi="맑은 고딕" w:eastAsia="맑은 고딕"/>
-          <w:b w:val="0"/>
-          <w:color w:val="6B7280"/>
-          <w:sz w:val="21"/>
-        </w:rPr>
-        <w:t xml:space="preserve">· </w:t>
-      </w:r>
-      <w:r>
-        <w:rPr w:rFonts="맑은 고딕">
-          <w:rFonts w:ascii="맑은 고딕" w:hAnsi="맑은 고딕" w:eastAsia="맑은 고딕"/>
-          <w:b/>
-          <w:color w:val="1F2937"/>
-          <w:sz w:val="21"/>
-        </w:rPr>
         <w:t xml:space="preserve">발매 정보: </w:t>
       </w:r>
       <w:r>
@@ -168,7 +156,7 @@
           <w:b w:val="0"/>
           <w:sz w:val="21"/>
         </w:rPr>
-        <w:t>1980년대 초, 스위스의 작곡가이자 피아니스트인 알랭 모리스(Alain Morisod)의 정교한 프로듀싱 하에 제작되어 유럽을 넘어 전 세계적인 힐링 음악의 붐을 이끌어낸 기념비적 앨범입니다.</w:t>
+        <w:t>1980년대 초반 전 세계 음악 시장에 라이선스 발매되며 스위트 피플의 독보적인 서정주의를 널리 각인시킨 앨범으로, 자연 음향(Field Recording)과 팝-클래시컬 편곡의 완벽한 융합을 증명한 역사적 명반.</w:t>
       </w:r>
     </w:p>
     <w:p>
@@ -199,7 +187,7 @@
           <w:b w:val="0"/>
           <w:sz w:val="21"/>
         </w:rPr>
-        <w:t>유럽 각국의 앨범 차트 상위권에 랭크되었음은 물론, 캐나다 퀘벡 등 프랑스어권 지역에서 플래티넘을 기록하였으며, 국내에서도 라디오 시그널과 심야 음악 프로그램의 단골 수록곡으로 쓰이며 스테디셀러로 막대한 LP 판매량을 기록했습니다.</w:t>
+        <w:t>유럽 및 북미(특히 캐나다 퀘벡주)에서 멀티 플래티넘을 기록하며 경이적인 판매고를 올렸으며, 국내에서도 수많은 애호가들의 필청 음반으로 자리 잡아 장기 스테디셀러를 기록함.</w:t>
       </w:r>
     </w:p>
     <w:p>
@@ -230,7 +218,7 @@
           <w:b w:val="0"/>
           <w:sz w:val="21"/>
         </w:rPr>
-        <w:t>캐나다 펠릭스 어워드(Félix Award) 최우수 연주 앨범 부문 수상 및 다수의 골드/플래티넘 디스크를 획득하며 대중성과 예술성을 겸비한 앙상블로 음악계의 확고한 찬사를 받았습니다.</w:t>
+        <w:t>캐나다 펠릭스 상(Félix Awards) 후보 지명 및 다수의 골드/플래티넘 레코드 수여, 전 세계 3천만 장 이상의 통산 앨범 판매고를 뒷받침한 핵심 카탈로그로 공인됨.</w:t>
       </w:r>
     </w:p>
     <w:p>
@@ -306,7 +294,7 @@
           <w:b w:val="0"/>
           <w:sz w:val="21"/>
         </w:rPr>
-        <w:t>1977년 결성</w:t>
+        <w:t>1977년 결성 ~ 현재</w:t>
       </w:r>
     </w:p>
     <w:p>
@@ -337,7 +325,7 @@
           <w:b w:val="0"/>
           <w:sz w:val="21"/>
         </w:rPr>
-        <w:t>팝-인스트루멘탈 앙상블 (그룹)</w:t>
+        <w:t>혼성 인스트루멘털 &amp; 보컬 앙상블</w:t>
       </w:r>
     </w:p>
     <w:p>
@@ -368,7 +356,7 @@
           <w:b w:val="0"/>
           <w:sz w:val="21"/>
         </w:rPr>
-        <w:t>유로비전 송 콘테스트를 계기로 결성된 스위트 피플은 리더 알랭 모리스를 중심으로 서정적인 피아노 연주와 서정미 넘치는 코러스를 선보여온 그룹입니다. 이들은 숲속의 새소리, 부드러운 파도소리 등 자연의 음향을 악기 편성과 유기적으로 결합하여 독보적인 ‘자연주의 네오 클래시컬 이지 리스닝’ 사운드를 구축하였습니다.</w:t>
+        <w:t>스위트 피플은 피아니스트 알랭 모리소를 주축으로 결성된 스위스의 전설적인 크로스오버 앙상블입니다. 클래식의 엄격한 기품에 대중적인 친화력을 결합하고, 실제 자연의 숨결을 오디오 트랙에 과감히 도입함으로써 네오 클래시컬과 이지리스닝 음악계에 독보적인 족적을 남겼습니다. 반세기에 가까운 세월 동안 전 세계 음악 팬들에게 마음의 안식과 낭만을 처방해 준 진정한 서정의 음유시인들입니다.</w:t>
       </w:r>
     </w:p>
     <w:p>
@@ -413,7 +401,7 @@
           <w:b w:val="0"/>
           <w:sz w:val="21"/>
         </w:rPr>
-        <w:t>1970년대 후반 태동하기 시작한 뉴에이지 음악의 조류 속에서, 클래시컬한 우아함과 팝의 대중적인 멜로디 라인을 완벽히 융합해 낸 크로스오버 명작으로 평가받습니다.</w:t>
+        <w:t>기계화·전자화로 치닫던 20세기 후반 대중음악계에 자연주의적 힐링의 미학을 제시한 뉴에이지 팝의 선구적 텍스트입니다. 관현악의 풍성함과 팝 앙상블의 섬세함을 이상적으로 조화시켜 크로스오버 장르의 예술적 완성도를 한 단계 격상시켰다는 평가를 받습니다.</w:t>
       </w:r>
     </w:p>
     <w:p>
@@ -444,7 +432,7 @@
           <w:b w:val="0"/>
           <w:sz w:val="21"/>
         </w:rPr>
-        <w:t>급격한 산업화와 도시화 속에서 아날로그적 낭만을 갈망하던 1980년대 청춘들에게 이 음반은 가슴 깊은 곳을 울리는 정서적 피난처이자 심야 라디오를 통해 울려 퍼지던 밤하늘의 별빛 같은 존재였습니다.</w:t>
+        <w:t>급격한 산업화와 도시화 속에서 숨 가쁜 시대를 살아가던 1980년대 청춘들에게, 이 음반은 회색빛 콘크리트 숲을 벗어나 안식처로 향하게 해주는 일종의 '소리 없는 도피처'였습니다. 늦은 밤 카세트테이프와 LP의 회전을 바라보며 라디오 주파수를 맞추던 그 시절의 서정적 공기와 순수했던 청년 문화의 온기가 고스란히 각인되어 있습니다.</w:t>
       </w:r>
     </w:p>
     <w:p>
@@ -489,7 +477,7 @@
           <w:b w:val="0"/>
           <w:sz w:val="21"/>
         </w:rPr>
-        <w:t>표제작인 ‘A Wonderful Day’는 맑은 새소리와 함께 피어나는 피아노 터치가 아침 햇살처럼 찬란한 위로를 건네며, 다른 연주곡들 역시 물안개 낀 호수와 푸른 숲을 연상시키는 섬세한 스트링 편곡과 유려한 선율로 듣는 이의 감성을 무장해제시킵니다.</w:t>
+        <w:t>표제작인 ‘A Wonderful Day’는 맑고 투명한 피아노 터치와 영롱한 신시사이저, 귓가를 간지럽히는 새소리가 어우러져 제목 그대로 눈부신 하루의 시작을 시각적으로 그려내는 명곡입니다. 그 밖에도 호숫가의 잔물결을 연상시키는 정갈한 발라드 트랙들과 절제된 여성 스캣 보컬의 조화는 듣는 이의 마음을 단숨에 무장 해제시키는 압도적인 서정성을 뿜어냅니다.</w:t>
       </w:r>
     </w:p>
     <w:p>
@@ -520,7 +508,7 @@
           <w:b w:val="0"/>
           <w:sz w:val="21"/>
         </w:rPr>
-        <w:t>턴테이블의 바늘이 소리골을 타고 내려앉을 때 발생하는 미세한 틱 노이즈마저 자연의 일부처럼 느껴지는 음반입니다. 진공관 앰프 특유의 포근한 온기 속에서 섬세한 어쿠스틱 피아노의 배음과 잔향, 그리고 배경으로 흐르는 필드 레코딩 음향의 깊은 공간감을 음미해 보시기를 권합니다.</w:t>
+        <w:t>디지털 음원의 차가운 선명함으로는 결코 포착할 수 없는 아날로그 바이닐만의 공간감이 일품입니다. 정숙한 벨트 드라이브 턴테이블과 온기 넘치는 진공관 앰프를 거칠 때, 숲속의 자연음은 배경이 아닌 살아 숨 쉬는 입체적 현장감으로 다가오며, 알랭 모리소의 피아노 타건은 벨벳처럼 부드러운 잔향을 남기며 청음 공간 전체를 포근하게 감싸 안습니다.</w:t>
       </w:r>
     </w:p>
     <w:p>
@@ -551,7 +539,7 @@
           <w:b w:val="0"/>
           <w:sz w:val="21"/>
         </w:rPr>
-        <w:t>과도한 디지털 편집이 범접할 수 없는 순수 아날로그 시대의 온화한 음색을 고스란히 담고 있어, 자연주의 팝 인스트루멘탈의 정수를 만끽하고자 하는 바이닐 컬렉터들에게 대체 불가능한 소장 가치를 지닙니다.</w:t>
+        <w:t>음반 재킷에서부터 전해지는 낭만주의적 미학과 자연 친화적인 사운드 스케이프의 원형이 온전히 보존된 LP입니다. 시대를 뛰어넘어 음악이 줄 수 있는 궁극의 평온을 소장하고 싶어 하는 클래식·이지리스닝 LP 컬렉터라면 반드시 랙의 중심에 꽂아두어야 할 마스터피스입니다.</w:t>
       </w:r>
     </w:p>
     <w:p>
@@ -565,7 +553,7 @@
           <w:color w:val="4338CA"/>
           <w:sz w:val="21"/>
         </w:rPr>
-        <w:t>이 음반을 통해 지친 마음에 맑은 숲속의 바람과 따스한 햇살이 전해주는 감동을 다시 한번 경험해 보시는 것은 어떨까요?</w:t>
+        <w:t>이 음반을 통해 복잡한 세상을 잠시 잊고, 알프스의 맑은 호숫가에서 불어오는 영혼의 쉼표가 전해주는 감동을 다시 한번 경험해 보시는 것은 어떨까요?</w:t>
       </w:r>
     </w:p>
     <w:sectPr>
